--- a/public/docs/surat-pernyataan-pengembangan/cicilan-sma.docx
+++ b/public/docs/surat-pernyataan-pengembangan/cicilan-sma.docx
@@ -1,6 +1,6 @@
 
 <file path=word/document.xml><?xml version="1.0" encoding="utf-8"?>
-<w:document xmlns:wpc="http://schemas.microsoft.com/office/word/2010/wordprocessingCanvas" xmlns:cx="http://schemas.microsoft.com/office/drawing/2014/chartex" xmlns:cx1="http://schemas.microsoft.com/office/drawing/2015/9/8/chartex" xmlns:cx2="http://schemas.microsoft.com/office/drawing/2015/10/21/chartex" xmlns:cx3="http://schemas.microsoft.com/office/drawing/2016/5/9/chartex" xmlns:cx4="http://schemas.microsoft.com/office/drawing/2016/5/10/chartex" xmlns:cx5="http://schemas.microsoft.com/office/drawing/2016/5/11/chartex" xmlns:cx6="http://schemas.microsoft.com/office/drawing/2016/5/12/chartex" xmlns:cx7="http://schemas.microsoft.com/office/drawing/2016/5/13/chartex" xmlns:cx8="http://schemas.microsoft.com/office/drawing/2016/5/14/chartex" xmlns:mc="http://schemas.openxmlformats.org/markup-compatibility/2006" xmlns:aink="http://schemas.microsoft.com/office/drawing/2016/ink" xmlns:am3d="http://schemas.microsoft.com/office/drawing/2017/model3d" xmlns:o="urn:schemas-microsoft-com:office:office" xmlns:oel="http://schemas.microsoft.com/office/2019/extlst" xmlns:r="http://schemas.openxmlformats.org/officeDocument/2006/relationships" xmlns:m="http://schemas.openxmlformats.org/officeDocument/2006/math" xmlns:v="urn:schemas-microsoft-com:vml" xmlns:wp14="http://schemas.microsoft.com/office/word/2010/wordprocessingDrawing" xmlns:wp="http://schemas.openxmlformats.org/drawingml/2006/wordprocessingDrawing" xmlns:w10="urn:schemas-microsoft-com:office:word" xmlns:w="http://schemas.openxmlformats.org/wordprocessingml/2006/main" xmlns:w14="http://schemas.microsoft.com/office/word/2010/wordml" xmlns:w15="http://schemas.microsoft.com/office/word/2012/wordml" xmlns:w16cex="http://schemas.microsoft.com/office/word/2018/wordml/cex" xmlns:w16cid="http://schemas.microsoft.com/office/word/2016/wordml/cid" xmlns:w16="http://schemas.microsoft.com/office/word/2018/wordml" xmlns:w16du="http://schemas.microsoft.com/office/word/2023/wordml/word16du" xmlns:w16sdtdh="http://schemas.microsoft.com/office/word/2020/wordml/sdtdatahash" xmlns:w16sdtfl="http://schemas.microsoft.com/office/word/2024/wordml/sdtformatlock" xmlns:w16se="http://schemas.microsoft.com/office/word/2015/wordml/symex" xmlns:wpg="http://schemas.microsoft.com/office/word/2010/wordprocessingGroup" xmlns:wpi="http://schemas.microsoft.com/office/word/2010/wordprocessingInk" xmlns:wne="http://schemas.microsoft.com/office/word/2006/wordml" xmlns:wps="http://schemas.microsoft.com/office/word/2010/wordprocessingShape" mc:Ignorable="w14 w15 w16se w16cid w16 w16cex w16sdtdh w16sdtfl w16du wp14">
+<w:document xmlns:wpc="http://schemas.microsoft.com/office/word/2010/wordprocessingCanvas" xmlns:cx="http://schemas.microsoft.com/office/drawing/2014/chartex" xmlns:cx1="http://schemas.microsoft.com/office/drawing/2015/9/8/chartex" xmlns:cx2="http://schemas.microsoft.com/office/drawing/2015/10/21/chartex" xmlns:cx3="http://schemas.microsoft.com/office/drawing/2016/5/9/chartex" xmlns:cx4="http://schemas.microsoft.com/office/drawing/2016/5/10/chartex" xmlns:cx5="http://schemas.microsoft.com/office/drawing/2016/5/11/chartex" xmlns:cx6="http://schemas.microsoft.com/office/drawing/2016/5/12/chartex" xmlns:cx7="http://schemas.microsoft.com/office/drawing/2016/5/13/chartex" xmlns:cx8="http://schemas.microsoft.com/office/drawing/2016/5/14/chartex" xmlns:mc="http://schemas.openxmlformats.org/markup-compatibility/2006" xmlns:aink="http://schemas.microsoft.com/office/drawing/2016/ink" xmlns:am3d="http://schemas.microsoft.com/office/drawing/2017/model3d" xmlns:o="urn:schemas-microsoft-com:office:office" xmlns:r="http://schemas.openxmlformats.org/officeDocument/2006/relationships" xmlns:m="http://schemas.openxmlformats.org/officeDocument/2006/math" xmlns:v="urn:schemas-microsoft-com:vml" xmlns:wp14="http://schemas.microsoft.com/office/word/2010/wordprocessingDrawing" xmlns:wp="http://schemas.openxmlformats.org/drawingml/2006/wordprocessingDrawing" xmlns:w10="urn:schemas-microsoft-com:office:word" xmlns:w="http://schemas.openxmlformats.org/wordprocessingml/2006/main" xmlns:w14="http://schemas.microsoft.com/office/word/2010/wordml" xmlns:w15="http://schemas.microsoft.com/office/word/2012/wordml" xmlns:w16cex="http://schemas.microsoft.com/office/word/2018/wordml/cex" xmlns:w16cid="http://schemas.microsoft.com/office/word/2016/wordml/cid" xmlns:w16="http://schemas.microsoft.com/office/word/2018/wordml" xmlns:w16se="http://schemas.microsoft.com/office/word/2015/wordml/symex" xmlns:wpg="http://schemas.microsoft.com/office/word/2010/wordprocessingGroup" xmlns:wpi="http://schemas.microsoft.com/office/word/2010/wordprocessingInk" xmlns:wne="http://schemas.microsoft.com/office/word/2006/wordml" xmlns:wps="http://schemas.microsoft.com/office/word/2010/wordprocessingShape" mc:Ignorable="w14 w15 w16se w16cid w16 w16cex wp14">
   <w:body>
     <w:p>
       <w:pPr>
@@ -69,6 +69,75 @@
                         <w:txbxContent>
                           <w:p>
                             <w:pPr>
+                              <w:spacing w:before="74"/>
+                              <w:ind w:left="149"/>
+                              <w:rPr>
+                                <w:rFonts w:ascii="Times New Roman"/>
+                                <w:sz w:val="18"/>
+                                <w:lang w:val="en-US"/>
+                              </w:rPr>
+                            </w:pPr>
+                            <w:r>
+                              <w:rPr>
+                                <w:sz w:val="18"/>
+                                <w:lang w:val="id-ID"/>
+                              </w:rPr>
+                              <w:t>Tahun</w:t>
+                            </w:r>
+                            <w:r>
+                              <w:rPr>
+                                <w:spacing w:val="1"/>
+                                <w:sz w:val="18"/>
+                                <w:lang w:val="id-ID"/>
+                              </w:rPr>
+                              <w:t xml:space="preserve"> </w:t>
+                            </w:r>
+                            <w:r>
+                              <w:rPr>
+                                <w:rFonts w:ascii="Times New Roman"/>
+                                <w:sz w:val="18"/>
+                                <w:lang w:val="id-ID"/>
+                              </w:rPr>
+                              <w:t>Pelajaran</w:t>
+                            </w:r>
+                            <w:r>
+                              <w:rPr>
+                                <w:rFonts w:ascii="Times New Roman"/>
+                                <w:spacing w:val="-2"/>
+                                <w:sz w:val="18"/>
+                                <w:lang w:val="id-ID"/>
+                              </w:rPr>
+                              <w:t xml:space="preserve"> </w:t>
+                            </w:r>
+                            <w:r>
+                              <w:rPr>
+                                <w:rFonts w:ascii="Times New Roman"/>
+                                <w:sz w:val="18"/>
+                                <w:lang w:val="en-US"/>
+                              </w:rPr>
+                              <w:t>${</w:t>
+                            </w:r>
+                            <w:proofErr w:type="spellStart"/>
+                            <w:r>
+                              <w:rPr>
+                                <w:rFonts w:ascii="Times New Roman"/>
+                                <w:sz w:val="18"/>
+                                <w:lang w:val="en-US"/>
+                              </w:rPr>
+                              <w:t>school_year</w:t>
+                            </w:r>
+                            <w:proofErr w:type="spellEnd"/>
+                            <w:r>
+                              <w:rPr>
+                                <w:rFonts w:ascii="Times New Roman"/>
+                                <w:sz w:val="18"/>
+                                <w:lang w:val="en-US"/>
+                              </w:rPr>
+                              <w:t>}</w:t>
+                            </w:r>
+                          </w:p>
+                          <w:p>
+                            <w:pPr>
                               <w:pStyle w:val="FrameContents"/>
                               <w:spacing w:before="74"/>
                               <w:ind w:left="149"/>
@@ -78,81 +147,8 @@
                                 <w:lang w:val="en-US"/>
                               </w:rPr>
                             </w:pPr>
-                            <w:r>
-                              <w:rPr>
-                                <w:color w:val="000000"/>
-                                <w:sz w:val="18"/>
-                              </w:rPr>
-                              <w:t>Tahun</w:t>
-                            </w:r>
-                            <w:r>
-                              <w:rPr>
-                                <w:color w:val="000000"/>
-                                <w:spacing w:val="1"/>
-                                <w:sz w:val="18"/>
-                              </w:rPr>
-                              <w:t xml:space="preserve"> </w:t>
-                            </w:r>
-                            <w:r>
-                              <w:rPr>
-                                <w:rFonts w:ascii="Times New Roman" w:hAnsi="Times New Roman"/>
-                                <w:color w:val="000000"/>
-                                <w:sz w:val="18"/>
-                              </w:rPr>
-                              <w:t>Pelajaran</w:t>
-                            </w:r>
-                            <w:r>
-                              <w:rPr>
-                                <w:rFonts w:ascii="Times New Roman" w:hAnsi="Times New Roman"/>
-                                <w:color w:val="000000"/>
-                                <w:spacing w:val="-2"/>
-                                <w:sz w:val="18"/>
-                              </w:rPr>
-                              <w:t xml:space="preserve"> </w:t>
-                            </w:r>
-                            <w:r>
-                              <w:rPr>
-                                <w:rFonts w:ascii="Times New Roman" w:hAnsi="Times New Roman"/>
-                                <w:color w:val="000000"/>
-                                <w:sz w:val="18"/>
-                              </w:rPr>
-                              <w:t>202</w:t>
-                            </w:r>
-                            <w:r>
-                              <w:rPr>
-                                <w:rFonts w:ascii="Times New Roman" w:hAnsi="Times New Roman"/>
-                                <w:color w:val="000000"/>
-                                <w:sz w:val="18"/>
-                                <w:lang w:val="en-US"/>
-                              </w:rPr>
-                              <w:t>6</w:t>
-                            </w:r>
-                            <w:r>
-                              <w:rPr>
-                                <w:rFonts w:ascii="Times New Roman" w:hAnsi="Times New Roman"/>
-                                <w:color w:val="000000"/>
-                                <w:spacing w:val="2"/>
-                                <w:sz w:val="18"/>
-                              </w:rPr>
-                              <w:t xml:space="preserve"> </w:t>
-                            </w:r>
-                            <w:r>
-                              <w:rPr>
-                                <w:rFonts w:ascii="Times New Roman" w:hAnsi="Times New Roman"/>
-                                <w:color w:val="000000"/>
-                                <w:sz w:val="18"/>
-                              </w:rPr>
-                              <w:t>- 202</w:t>
-                            </w:r>
-                            <w:r>
-                              <w:rPr>
-                                <w:rFonts w:ascii="Times New Roman" w:hAnsi="Times New Roman"/>
-                                <w:color w:val="000000"/>
-                                <w:sz w:val="18"/>
-                                <w:lang w:val="en-US"/>
-                              </w:rPr>
-                              <w:t>7</w:t>
-                            </w:r>
+                            <w:bookmarkStart w:id="0" w:name="_GoBack"/>
+                            <w:bookmarkEnd w:id="0"/>
                           </w:p>
                         </w:txbxContent>
                       </wps:txbx>
@@ -167,9 +163,78 @@
           </mc:Choice>
           <mc:Fallback>
             <w:pict>
-              <v:rect w14:anchorId="69F03186" id="Text Box 7" o:spid="_x0000_s1026" style="position:absolute;left:0;text-align:left;margin-left:455.7pt;margin-top:5.55pt;width:121.95pt;height:20.5pt;z-index:4;visibility:visible;mso-wrap-style:square;mso-wrap-distance-left:0;mso-wrap-distance-top:0;mso-wrap-distance-right:0;mso-wrap-distance-bottom:0;mso-position-horizontal:absolute;mso-position-horizontal-relative:page;mso-position-vertical:absolute;mso-position-vertical-relative:text;v-text-anchor:top" o:gfxdata="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" filled="f" strokeweight=".26mm">
+              <v:rect w14:anchorId="69F03186" id="Text Box 7" o:spid="_x0000_s1026" style="position:absolute;left:0;text-align:left;margin-left:455.7pt;margin-top:5.55pt;width:121.95pt;height:20.5pt;z-index:4;visibility:visible;mso-wrap-style:square;mso-wrap-distance-left:0;mso-wrap-distance-top:0;mso-wrap-distance-right:0;mso-wrap-distance-bottom:0;mso-position-horizontal:absolute;mso-position-horizontal-relative:page;mso-position-vertical:absolute;mso-position-vertical-relative:text;v-text-anchor:top" o:gfxdata="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" filled="f" strokeweight=".26mm">
                 <v:textbox inset="0,0,0,0">
                   <w:txbxContent>
+                    <w:p>
+                      <w:pPr>
+                        <w:spacing w:before="74"/>
+                        <w:ind w:left="149"/>
+                        <w:rPr>
+                          <w:rFonts w:ascii="Times New Roman"/>
+                          <w:sz w:val="18"/>
+                          <w:lang w:val="en-US"/>
+                        </w:rPr>
+                      </w:pPr>
+                      <w:r>
+                        <w:rPr>
+                          <w:sz w:val="18"/>
+                          <w:lang w:val="id-ID"/>
+                        </w:rPr>
+                        <w:t>Tahun</w:t>
+                      </w:r>
+                      <w:r>
+                        <w:rPr>
+                          <w:spacing w:val="1"/>
+                          <w:sz w:val="18"/>
+                          <w:lang w:val="id-ID"/>
+                        </w:rPr>
+                        <w:t xml:space="preserve"> </w:t>
+                      </w:r>
+                      <w:r>
+                        <w:rPr>
+                          <w:rFonts w:ascii="Times New Roman"/>
+                          <w:sz w:val="18"/>
+                          <w:lang w:val="id-ID"/>
+                        </w:rPr>
+                        <w:t>Pelajaran</w:t>
+                      </w:r>
+                      <w:r>
+                        <w:rPr>
+                          <w:rFonts w:ascii="Times New Roman"/>
+                          <w:spacing w:val="-2"/>
+                          <w:sz w:val="18"/>
+                          <w:lang w:val="id-ID"/>
+                        </w:rPr>
+                        <w:t xml:space="preserve"> </w:t>
+                      </w:r>
+                      <w:r>
+                        <w:rPr>
+                          <w:rFonts w:ascii="Times New Roman"/>
+                          <w:sz w:val="18"/>
+                          <w:lang w:val="en-US"/>
+                        </w:rPr>
+                        <w:t>${</w:t>
+                      </w:r>
+                      <w:proofErr w:type="spellStart"/>
+                      <w:r>
+                        <w:rPr>
+                          <w:rFonts w:ascii="Times New Roman"/>
+                          <w:sz w:val="18"/>
+                          <w:lang w:val="en-US"/>
+                        </w:rPr>
+                        <w:t>school_year</w:t>
+                      </w:r>
+                      <w:proofErr w:type="spellEnd"/>
+                      <w:r>
+                        <w:rPr>
+                          <w:rFonts w:ascii="Times New Roman"/>
+                          <w:sz w:val="18"/>
+                          <w:lang w:val="en-US"/>
+                        </w:rPr>
+                        <w:t>}</w:t>
+                      </w:r>
+                    </w:p>
                     <w:p>
                       <w:pPr>
                         <w:pStyle w:val="FrameContents"/>
@@ -181,81 +246,8 @@
                           <w:lang w:val="en-US"/>
                         </w:rPr>
                       </w:pPr>
-                      <w:r>
-                        <w:rPr>
-                          <w:color w:val="000000"/>
-                          <w:sz w:val="18"/>
-                        </w:rPr>
-                        <w:t>Tahun</w:t>
-                      </w:r>
-                      <w:r>
-                        <w:rPr>
-                          <w:color w:val="000000"/>
-                          <w:spacing w:val="1"/>
-                          <w:sz w:val="18"/>
-                        </w:rPr>
-                        <w:t xml:space="preserve"> </w:t>
-                      </w:r>
-                      <w:r>
-                        <w:rPr>
-                          <w:rFonts w:ascii="Times New Roman" w:hAnsi="Times New Roman"/>
-                          <w:color w:val="000000"/>
-                          <w:sz w:val="18"/>
-                        </w:rPr>
-                        <w:t>Pelajaran</w:t>
-                      </w:r>
-                      <w:r>
-                        <w:rPr>
-                          <w:rFonts w:ascii="Times New Roman" w:hAnsi="Times New Roman"/>
-                          <w:color w:val="000000"/>
-                          <w:spacing w:val="-2"/>
-                          <w:sz w:val="18"/>
-                        </w:rPr>
-                        <w:t xml:space="preserve"> </w:t>
-                      </w:r>
-                      <w:r>
-                        <w:rPr>
-                          <w:rFonts w:ascii="Times New Roman" w:hAnsi="Times New Roman"/>
-                          <w:color w:val="000000"/>
-                          <w:sz w:val="18"/>
-                        </w:rPr>
-                        <w:t>202</w:t>
-                      </w:r>
-                      <w:r>
-                        <w:rPr>
-                          <w:rFonts w:ascii="Times New Roman" w:hAnsi="Times New Roman"/>
-                          <w:color w:val="000000"/>
-                          <w:sz w:val="18"/>
-                          <w:lang w:val="en-US"/>
-                        </w:rPr>
-                        <w:t>6</w:t>
-                      </w:r>
-                      <w:r>
-                        <w:rPr>
-                          <w:rFonts w:ascii="Times New Roman" w:hAnsi="Times New Roman"/>
-                          <w:color w:val="000000"/>
-                          <w:spacing w:val="2"/>
-                          <w:sz w:val="18"/>
-                        </w:rPr>
-                        <w:t xml:space="preserve"> </w:t>
-                      </w:r>
-                      <w:r>
-                        <w:rPr>
-                          <w:rFonts w:ascii="Times New Roman" w:hAnsi="Times New Roman"/>
-                          <w:color w:val="000000"/>
-                          <w:sz w:val="18"/>
-                        </w:rPr>
-                        <w:t>- 202</w:t>
-                      </w:r>
-                      <w:r>
-                        <w:rPr>
-                          <w:rFonts w:ascii="Times New Roman" w:hAnsi="Times New Roman"/>
-                          <w:color w:val="000000"/>
-                          <w:sz w:val="18"/>
-                          <w:lang w:val="en-US"/>
-                        </w:rPr>
-                        <w:t>7</w:t>
-                      </w:r>
+                      <w:bookmarkStart w:id="1" w:name="_GoBack"/>
+                      <w:bookmarkEnd w:id="1"/>
                     </w:p>
                   </w:txbxContent>
                 </v:textbox>
@@ -485,7 +477,7 @@
           </mc:Choice>
           <mc:Fallback>
             <w:pict>
-              <v:rect w14:anchorId="61A69706" id="Rectangle 6" o:spid="_x0000_s1027" style="position:absolute;left:0;text-align:left;margin-left:493.5pt;margin-top:16.4pt;width:84.15pt;height:53.9pt;z-index:3;visibility:visible;mso-wrap-style:square;mso-wrap-distance-left:0;mso-wrap-distance-top:0;mso-wrap-distance-right:0;mso-wrap-distance-bottom:0;mso-position-horizontal:absolute;mso-position-horizontal-relative:page;mso-position-vertical:absolute;mso-position-vertical-relative:text;v-text-anchor:middle" o:gfxdata="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" filled="f" strokeweight=".26mm">
+              <v:rect w14:anchorId="61A69706" id="Rectangle 6" o:spid="_x0000_s1027" style="position:absolute;left:0;text-align:left;margin-left:493.5pt;margin-top:16.4pt;width:84.15pt;height:53.9pt;z-index:3;visibility:visible;mso-wrap-style:square;mso-wrap-distance-left:0;mso-wrap-distance-top:0;mso-wrap-distance-right:0;mso-wrap-distance-bottom:0;mso-position-horizontal:absolute;mso-position-horizontal-relative:page;mso-position-vertical:absolute;mso-position-vertical-relative:text;v-text-anchor:middle" o:gfxdata="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" filled="f" strokeweight=".26mm">
                 <v:textbox>
                   <w:txbxContent>
                     <w:p>
@@ -951,7 +943,7 @@
               </wp:inline>
             </w:drawing>
           </mc:Choice>
-          <mc:Fallback>
+          <mc:Fallback xmlns:w16sdtfl="http://schemas.microsoft.com/office/word/2024/wordml/sdtformatlock" xmlns:w16sdtdh="http://schemas.microsoft.com/office/word/2020/wordml/sdtdatahash" xmlns:w16du="http://schemas.microsoft.com/office/word/2023/wordml/word16du" xmlns:oel="http://schemas.microsoft.com/office/2019/extlst">
             <w:pict>
               <v:group id="shape_0" alt="Shape3" style="position:absolute;margin-left:0pt;margin-top:-2.35pt;width:552.85pt;height:2.05pt" coordorigin="0,-47" coordsize="11057,41">
                 <v:rect id="shape_0" fillcolor="#4e6028" stroked="f" style="position:absolute;left:0;top:-47;width:11056;height:40;mso-position-vertical:top">
@@ -1251,7 +1243,7 @@
               </wp:anchor>
             </w:drawing>
           </mc:Choice>
-          <mc:Fallback>
+          <mc:Fallback xmlns:w16sdtfl="http://schemas.microsoft.com/office/word/2024/wordml/sdtformatlock" xmlns:w16sdtdh="http://schemas.microsoft.com/office/word/2020/wordml/sdtdatahash" xmlns:w16du="http://schemas.microsoft.com/office/word/2023/wordml/word16du" xmlns:oel="http://schemas.microsoft.com/office/2019/extlst">
             <w:pict/>
           </mc:Fallback>
         </mc:AlternateContent>
@@ -1507,7 +1499,7 @@
               </wp:anchor>
             </w:drawing>
           </mc:Choice>
-          <mc:Fallback>
+          <mc:Fallback xmlns:w16sdtfl="http://schemas.microsoft.com/office/word/2024/wordml/sdtformatlock" xmlns:w16sdtdh="http://schemas.microsoft.com/office/word/2020/wordml/sdtdatahash" xmlns:w16du="http://schemas.microsoft.com/office/word/2023/wordml/word16du" xmlns:oel="http://schemas.microsoft.com/office/2019/extlst">
             <w:pict/>
           </mc:Fallback>
         </mc:AlternateContent>
@@ -4154,8 +4146,18 @@
           <w:szCs w:val="20"/>
           <w:lang w:val="en-US"/>
         </w:rPr>
-        <w:t xml:space="preserve"> Juli</w:t>
-      </w:r>
+        <w:t xml:space="preserve"> </w:t>
+      </w:r>
+      <w:proofErr w:type="spellStart"/>
+      <w:r>
+        <w:rPr>
+          <w:sz w:val="20"/>
+          <w:szCs w:val="20"/>
+          <w:lang w:val="en-US"/>
+        </w:rPr>
+        <w:t>Juli</w:t>
+      </w:r>
+      <w:proofErr w:type="spellEnd"/>
       <w:r>
         <w:rPr>
           <w:sz w:val="20"/>
@@ -5053,7 +5055,16 @@
           <w:sz w:val="20"/>
           <w:szCs w:val="20"/>
         </w:rPr>
-        <w:t>Bersedia menaati kebijakan, peraturan dan tata tertib yang berlaku di Yayasan Paratha Bhakti.</w:t>
+        <w:t xml:space="preserve">Bersedia menaati kebijakan, peraturan dan </w:t>
+      </w:r>
+      <w:r>
+        <w:rPr>
+          <w:color w:val="000000"/>
+          <w:spacing w:val="-3"/>
+          <w:sz w:val="20"/>
+          <w:szCs w:val="20"/>
+        </w:rPr>
+        <w:t>tata tertib yang berlaku di Yayasan Paratha Bhakti.</w:t>
       </w:r>
     </w:p>
     <w:p>
@@ -5128,7 +5139,14 @@
           <w:sz w:val="20"/>
           <w:szCs w:val="20"/>
         </w:rPr>
-        <w:t xml:space="preserve">keterangan yang kami berikan tidak benar, kami bersedia menerima konsekuensi sesuai dengan ketentuan </w:t>
+        <w:t>keterangan yang kami berikan tidak benar, kami bersedia menerima konsekuensi sesuai denga</w:t>
+      </w:r>
+      <w:r>
+        <w:rPr>
+          <w:sz w:val="20"/>
+          <w:szCs w:val="20"/>
+        </w:rPr>
+        <w:t xml:space="preserve">n ketentuan </w:t>
       </w:r>
       <w:r>
         <w:rPr>
@@ -5412,7 +5430,7 @@
 </file>
 
 <file path=word/numbering.xml><?xml version="1.0" encoding="utf-8"?>
-<w:numbering xmlns:wpc="http://schemas.microsoft.com/office/word/2010/wordprocessingCanvas" xmlns:cx="http://schemas.microsoft.com/office/drawing/2014/chartex" xmlns:cx1="http://schemas.microsoft.com/office/drawing/2015/9/8/chartex" xmlns:cx2="http://schemas.microsoft.com/office/drawing/2015/10/21/chartex" xmlns:cx3="http://schemas.microsoft.com/office/drawing/2016/5/9/chartex" xmlns:cx4="http://schemas.microsoft.com/office/drawing/2016/5/10/chartex" xmlns:cx5="http://schemas.microsoft.com/office/drawing/2016/5/11/chartex" xmlns:cx6="http://schemas.microsoft.com/office/drawing/2016/5/12/chartex" xmlns:cx7="http://schemas.microsoft.com/office/drawing/2016/5/13/chartex" xmlns:cx8="http://schemas.microsoft.com/office/drawing/2016/5/14/chartex" xmlns:mc="http://schemas.openxmlformats.org/markup-compatibility/2006" xmlns:aink="http://schemas.microsoft.com/office/drawing/2016/ink" xmlns:am3d="http://schemas.microsoft.com/office/drawing/2017/model3d" xmlns:o="urn:schemas-microsoft-com:office:office" xmlns:oel="http://schemas.microsoft.com/office/2019/extlst" xmlns:r="http://schemas.openxmlformats.org/officeDocument/2006/relationships" xmlns:m="http://schemas.openxmlformats.org/officeDocument/2006/math" xmlns:v="urn:schemas-microsoft-com:vml" xmlns:wp14="http://schemas.microsoft.com/office/word/2010/wordprocessingDrawing" xmlns:wp="http://schemas.openxmlformats.org/drawingml/2006/wordprocessingDrawing" xmlns:w10="urn:schemas-microsoft-com:office:word" xmlns:w="http://schemas.openxmlformats.org/wordprocessingml/2006/main" xmlns:w14="http://schemas.microsoft.com/office/word/2010/wordml" xmlns:w15="http://schemas.microsoft.com/office/word/2012/wordml" xmlns:w16cex="http://schemas.microsoft.com/office/word/2018/wordml/cex" xmlns:w16cid="http://schemas.microsoft.com/office/word/2016/wordml/cid" xmlns:w16="http://schemas.microsoft.com/office/word/2018/wordml" xmlns:w16du="http://schemas.microsoft.com/office/word/2023/wordml/word16du" xmlns:w16sdtdh="http://schemas.microsoft.com/office/word/2020/wordml/sdtdatahash" xmlns:w16sdtfl="http://schemas.microsoft.com/office/word/2024/wordml/sdtformatlock" xmlns:w16se="http://schemas.microsoft.com/office/word/2015/wordml/symex" xmlns:wpg="http://schemas.microsoft.com/office/word/2010/wordprocessingGroup" xmlns:wpi="http://schemas.microsoft.com/office/word/2010/wordprocessingInk" xmlns:wne="http://schemas.microsoft.com/office/word/2006/wordml" xmlns:wps="http://schemas.microsoft.com/office/word/2010/wordprocessingShape" mc:Ignorable="w14 w15 w16se w16cid w16 w16cex w16sdtdh w16sdtfl w16du wp14">
+<w:numbering xmlns:wpc="http://schemas.microsoft.com/office/word/2010/wordprocessingCanvas" xmlns:cx="http://schemas.microsoft.com/office/drawing/2014/chartex" xmlns:cx1="http://schemas.microsoft.com/office/drawing/2015/9/8/chartex" xmlns:cx2="http://schemas.microsoft.com/office/drawing/2015/10/21/chartex" xmlns:cx3="http://schemas.microsoft.com/office/drawing/2016/5/9/chartex" xmlns:cx4="http://schemas.microsoft.com/office/drawing/2016/5/10/chartex" xmlns:cx5="http://schemas.microsoft.com/office/drawing/2016/5/11/chartex" xmlns:cx6="http://schemas.microsoft.com/office/drawing/2016/5/12/chartex" xmlns:cx7="http://schemas.microsoft.com/office/drawing/2016/5/13/chartex" xmlns:cx8="http://schemas.microsoft.com/office/drawing/2016/5/14/chartex" xmlns:mc="http://schemas.openxmlformats.org/markup-compatibility/2006" xmlns:aink="http://schemas.microsoft.com/office/drawing/2016/ink" xmlns:am3d="http://schemas.microsoft.com/office/drawing/2017/model3d" xmlns:o="urn:schemas-microsoft-com:office:office" xmlns:r="http://schemas.openxmlformats.org/officeDocument/2006/relationships" xmlns:m="http://schemas.openxmlformats.org/officeDocument/2006/math" xmlns:v="urn:schemas-microsoft-com:vml" xmlns:wp14="http://schemas.microsoft.com/office/word/2010/wordprocessingDrawing" xmlns:wp="http://schemas.openxmlformats.org/drawingml/2006/wordprocessingDrawing" xmlns:w10="urn:schemas-microsoft-com:office:word" xmlns:w="http://schemas.openxmlformats.org/wordprocessingml/2006/main" xmlns:w14="http://schemas.microsoft.com/office/word/2010/wordml" xmlns:w15="http://schemas.microsoft.com/office/word/2012/wordml" xmlns:w16cex="http://schemas.microsoft.com/office/word/2018/wordml/cex" xmlns:w16cid="http://schemas.microsoft.com/office/word/2016/wordml/cid" xmlns:w16="http://schemas.microsoft.com/office/word/2018/wordml" xmlns:w16se="http://schemas.microsoft.com/office/word/2015/wordml/symex" xmlns:wpg="http://schemas.microsoft.com/office/word/2010/wordprocessingGroup" xmlns:wpi="http://schemas.microsoft.com/office/word/2010/wordprocessingInk" xmlns:wne="http://schemas.microsoft.com/office/word/2006/wordml" xmlns:wps="http://schemas.microsoft.com/office/word/2010/wordprocessingShape" mc:Ignorable="w14 w15 w16se w16cid w16 w16cex wp14">
   <w:abstractNum w:abstractNumId="0" w15:restartNumberingAfterBreak="0">
     <w:nsid w:val="08BF3401"/>
     <w:multiLevelType w:val="multilevel"/>
@@ -6173,29 +6191,29 @@
       </w:rPr>
     </w:lvl>
   </w:abstractNum>
-  <w:num w:numId="1" w16cid:durableId="1990405244">
+  <w:num w:numId="1">
     <w:abstractNumId w:val="1"/>
   </w:num>
-  <w:num w:numId="2" w16cid:durableId="1187256482">
+  <w:num w:numId="2">
     <w:abstractNumId w:val="4"/>
   </w:num>
-  <w:num w:numId="3" w16cid:durableId="230235163">
+  <w:num w:numId="3">
     <w:abstractNumId w:val="5"/>
   </w:num>
-  <w:num w:numId="4" w16cid:durableId="1215578081">
+  <w:num w:numId="4">
     <w:abstractNumId w:val="0"/>
   </w:num>
-  <w:num w:numId="5" w16cid:durableId="1819687628">
+  <w:num w:numId="5">
     <w:abstractNumId w:val="3"/>
   </w:num>
-  <w:num w:numId="6" w16cid:durableId="2125153481">
+  <w:num w:numId="6">
     <w:abstractNumId w:val="2"/>
   </w:num>
 </w:numbering>
 </file>
 
 <file path=word/styles.xml><?xml version="1.0" encoding="utf-8"?>
-<w:styles xmlns:mc="http://schemas.openxmlformats.org/markup-compatibility/2006" xmlns:r="http://schemas.openxmlformats.org/officeDocument/2006/relationships" xmlns:w="http://schemas.openxmlformats.org/wordprocessingml/2006/main" xmlns:w14="http://schemas.microsoft.com/office/word/2010/wordml" xmlns:w15="http://schemas.microsoft.com/office/word/2012/wordml" xmlns:w16cex="http://schemas.microsoft.com/office/word/2018/wordml/cex" xmlns:w16cid="http://schemas.microsoft.com/office/word/2016/wordml/cid" xmlns:w16="http://schemas.microsoft.com/office/word/2018/wordml" xmlns:w16du="http://schemas.microsoft.com/office/word/2023/wordml/word16du" xmlns:w16sdtdh="http://schemas.microsoft.com/office/word/2020/wordml/sdtdatahash" xmlns:w16sdtfl="http://schemas.microsoft.com/office/word/2024/wordml/sdtformatlock" xmlns:w16se="http://schemas.microsoft.com/office/word/2015/wordml/symex" mc:Ignorable="w14 w15 w16se w16cid w16 w16cex w16sdtdh w16sdtfl w16du">
+<w:styles xmlns:mc="http://schemas.openxmlformats.org/markup-compatibility/2006" xmlns:r="http://schemas.openxmlformats.org/officeDocument/2006/relationships" xmlns:w="http://schemas.openxmlformats.org/wordprocessingml/2006/main" xmlns:w14="http://schemas.microsoft.com/office/word/2010/wordml" xmlns:w15="http://schemas.microsoft.com/office/word/2012/wordml" xmlns:w16cex="http://schemas.microsoft.com/office/word/2018/wordml/cex" xmlns:w16cid="http://schemas.microsoft.com/office/word/2016/wordml/cid" xmlns:w16="http://schemas.microsoft.com/office/word/2018/wordml" xmlns:w16se="http://schemas.microsoft.com/office/word/2015/wordml/symex" mc:Ignorable="w14 w15 w16se w16cid w16 w16cex">
   <w:docDefaults>
     <w:rPrDefault>
       <w:rPr>

--- a/public/docs/surat-pernyataan-pengembangan/cicilan-sma.docx
+++ b/public/docs/surat-pernyataan-pengembangan/cicilan-sma.docx
@@ -147,8 +147,6 @@
                                 <w:lang w:val="en-US"/>
                               </w:rPr>
                             </w:pPr>
-                            <w:bookmarkStart w:id="0" w:name="_GoBack"/>
-                            <w:bookmarkEnd w:id="0"/>
                           </w:p>
                         </w:txbxContent>
                       </wps:txbx>
@@ -246,8 +244,6 @@
                           <w:lang w:val="en-US"/>
                         </w:rPr>
                       </w:pPr>
-                      <w:bookmarkStart w:id="1" w:name="_GoBack"/>
-                      <w:bookmarkEnd w:id="1"/>
                     </w:p>
                   </w:txbxContent>
                 </v:textbox>
@@ -943,7 +939,7 @@
               </wp:inline>
             </w:drawing>
           </mc:Choice>
-          <mc:Fallback xmlns:w16sdtfl="http://schemas.microsoft.com/office/word/2024/wordml/sdtformatlock" xmlns:w16sdtdh="http://schemas.microsoft.com/office/word/2020/wordml/sdtdatahash" xmlns:w16du="http://schemas.microsoft.com/office/word/2023/wordml/word16du" xmlns:oel="http://schemas.microsoft.com/office/2019/extlst">
+          <mc:Fallback xmlns:oel="http://schemas.microsoft.com/office/2019/extlst" xmlns:w16du="http://schemas.microsoft.com/office/word/2023/wordml/word16du" xmlns:w16sdtdh="http://schemas.microsoft.com/office/word/2020/wordml/sdtdatahash" xmlns:w16sdtfl="http://schemas.microsoft.com/office/word/2024/wordml/sdtformatlock">
             <w:pict>
               <v:group id="shape_0" alt="Shape3" style="position:absolute;margin-left:0pt;margin-top:-2.35pt;width:552.85pt;height:2.05pt" coordorigin="0,-47" coordsize="11057,41">
                 <v:rect id="shape_0" fillcolor="#4e6028" stroked="f" style="position:absolute;left:0;top:-47;width:11056;height:40;mso-position-vertical:top">
@@ -1243,7 +1239,7 @@
               </wp:anchor>
             </w:drawing>
           </mc:Choice>
-          <mc:Fallback xmlns:w16sdtfl="http://schemas.microsoft.com/office/word/2024/wordml/sdtformatlock" xmlns:w16sdtdh="http://schemas.microsoft.com/office/word/2020/wordml/sdtdatahash" xmlns:w16du="http://schemas.microsoft.com/office/word/2023/wordml/word16du" xmlns:oel="http://schemas.microsoft.com/office/2019/extlst">
+          <mc:Fallback xmlns:oel="http://schemas.microsoft.com/office/2019/extlst" xmlns:w16du="http://schemas.microsoft.com/office/word/2023/wordml/word16du" xmlns:w16sdtdh="http://schemas.microsoft.com/office/word/2020/wordml/sdtdatahash" xmlns:w16sdtfl="http://schemas.microsoft.com/office/word/2024/wordml/sdtformatlock">
             <w:pict/>
           </mc:Fallback>
         </mc:AlternateContent>
@@ -1499,7 +1495,7 @@
               </wp:anchor>
             </w:drawing>
           </mc:Choice>
-          <mc:Fallback xmlns:w16sdtfl="http://schemas.microsoft.com/office/word/2024/wordml/sdtformatlock" xmlns:w16sdtdh="http://schemas.microsoft.com/office/word/2020/wordml/sdtdatahash" xmlns:w16du="http://schemas.microsoft.com/office/word/2023/wordml/word16du" xmlns:oel="http://schemas.microsoft.com/office/2019/extlst">
+          <mc:Fallback xmlns:oel="http://schemas.microsoft.com/office/2019/extlst" xmlns:w16du="http://schemas.microsoft.com/office/word/2023/wordml/word16du" xmlns:w16sdtdh="http://schemas.microsoft.com/office/word/2020/wordml/sdtdatahash" xmlns:w16sdtfl="http://schemas.microsoft.com/office/word/2024/wordml/sdtformatlock">
             <w:pict/>
           </mc:Fallback>
         </mc:AlternateContent>
@@ -2815,8 +2811,8 @@
       </w:tblPr>
       <w:tblGrid>
         <w:gridCol w:w="406"/>
-        <w:gridCol w:w="1259"/>
-        <w:gridCol w:w="3035"/>
+        <w:gridCol w:w="1658"/>
+        <w:gridCol w:w="2636"/>
         <w:gridCol w:w="3274"/>
       </w:tblGrid>
       <w:tr>
@@ -2825,7 +2821,7 @@
         </w:trPr>
         <w:tc>
           <w:tcPr>
-            <w:tcW w:w="405" w:type="dxa"/>
+            <w:tcW w:w="406" w:type="dxa"/>
           </w:tcPr>
           <w:p>
             <w:pPr>
@@ -2847,13 +2843,12 @@
         </w:tc>
         <w:tc>
           <w:tcPr>
-            <w:tcW w:w="1259" w:type="dxa"/>
+            <w:tcW w:w="1658" w:type="dxa"/>
           </w:tcPr>
           <w:p>
             <w:pPr>
               <w:pStyle w:val="TableParagraph"/>
               <w:spacing w:before="11"/>
-              <w:ind w:left="75"/>
               <w:rPr>
                 <w:sz w:val="20"/>
                 <w:szCs w:val="20"/>
@@ -2864,16 +2859,21 @@
                 <w:spacing w:val="-4"/>
                 <w:sz w:val="20"/>
                 <w:szCs w:val="20"/>
+                <w:lang w:val="en-US"/>
               </w:rPr>
-              <w:t>Angsuran</w:t>
+              <w:t xml:space="preserve"> ${</w:t>
+            </w:r>
+            <w:r>
+              <w:t>desc</w:t>
             </w:r>
             <w:r>
               <w:rPr>
-                <w:spacing w:val="-9"/>
+                <w:spacing w:val="-4"/>
                 <w:sz w:val="20"/>
                 <w:szCs w:val="20"/>
+                <w:lang w:val="en-US"/>
               </w:rPr>
-              <w:t xml:space="preserve"> </w:t>
+              <w:t>}</w:t>
             </w:r>
             <w:r>
               <w:rPr>
@@ -2881,13 +2881,13 @@
                 <w:sz w:val="20"/>
                 <w:szCs w:val="20"/>
               </w:rPr>
-              <w:t>I,</w:t>
+              <w:t>,</w:t>
             </w:r>
           </w:p>
         </w:tc>
         <w:tc>
           <w:tcPr>
-            <w:tcW w:w="3035" w:type="dxa"/>
+            <w:tcW w:w="2636" w:type="dxa"/>
           </w:tcPr>
           <w:p>
             <w:pPr>
@@ -2915,7 +2915,25 @@
                 <w:szCs w:val="20"/>
                 <w:lang w:val="en-US"/>
               </w:rPr>
-              <w:t>${angsuran_1};</w:t>
+              <w:t>${</w:t>
+            </w:r>
+            <w:proofErr w:type="spellStart"/>
+            <w:r>
+              <w:rPr>
+                <w:sz w:val="20"/>
+                <w:szCs w:val="20"/>
+                <w:lang w:val="en-US"/>
+              </w:rPr>
+              <w:t>plan_date</w:t>
+            </w:r>
+            <w:proofErr w:type="spellEnd"/>
+            <w:r>
+              <w:rPr>
+                <w:sz w:val="20"/>
+                <w:szCs w:val="20"/>
+                <w:lang w:val="en-US"/>
+              </w:rPr>
+              <w:t>};</w:t>
             </w:r>
           </w:p>
         </w:tc>
@@ -2948,8 +2966,19 @@
                 <w:szCs w:val="20"/>
                 <w:lang w:val="en-US"/>
               </w:rPr>
-              <w:t>${cicilan_1</w:t>
+              <w:t>${</w:t>
             </w:r>
+            <w:r>
+              <w:rPr>
+                <w:spacing w:val="-8"/>
+                <w:sz w:val="20"/>
+                <w:szCs w:val="20"/>
+                <w:lang w:val="en-US"/>
+              </w:rPr>
+              <w:t>nominal</w:t>
+            </w:r>
+            <w:bookmarkStart w:id="0" w:name="_GoBack"/>
+            <w:bookmarkEnd w:id="0"/>
             <w:proofErr w:type="gramStart"/>
             <w:r>
               <w:rPr>
@@ -2981,620 +3010,6 @@
           </w:p>
         </w:tc>
       </w:tr>
-      <w:tr>
-        <w:trPr>
-          <w:trHeight w:val="323"/>
-        </w:trPr>
-        <w:tc>
-          <w:tcPr>
-            <w:tcW w:w="405" w:type="dxa"/>
-          </w:tcPr>
-          <w:p>
-            <w:pPr>
-              <w:pStyle w:val="TableParagraph"/>
-              <w:numPr>
-                <w:ilvl w:val="0"/>
-                <w:numId w:val="3"/>
-              </w:numPr>
-              <w:spacing w:before="24"/>
-              <w:ind w:right="23"/>
-              <w:jc w:val="center"/>
-              <w:rPr>
-                <w:rFonts w:ascii="Symbol" w:hAnsi="Symbol"/>
-                <w:sz w:val="20"/>
-                <w:szCs w:val="20"/>
-              </w:rPr>
-            </w:pPr>
-          </w:p>
-        </w:tc>
-        <w:tc>
-          <w:tcPr>
-            <w:tcW w:w="1259" w:type="dxa"/>
-          </w:tcPr>
-          <w:p>
-            <w:pPr>
-              <w:pStyle w:val="TableParagraph"/>
-              <w:ind w:left="75"/>
-              <w:rPr>
-                <w:sz w:val="20"/>
-                <w:szCs w:val="20"/>
-              </w:rPr>
-            </w:pPr>
-            <w:r>
-              <w:rPr>
-                <w:spacing w:val="-4"/>
-                <w:sz w:val="20"/>
-                <w:szCs w:val="20"/>
-              </w:rPr>
-              <w:t>Angsuran</w:t>
-            </w:r>
-            <w:r>
-              <w:rPr>
-                <w:spacing w:val="-9"/>
-                <w:sz w:val="20"/>
-                <w:szCs w:val="20"/>
-              </w:rPr>
-              <w:t xml:space="preserve"> </w:t>
-            </w:r>
-            <w:r>
-              <w:rPr>
-                <w:spacing w:val="-3"/>
-                <w:sz w:val="20"/>
-                <w:szCs w:val="20"/>
-              </w:rPr>
-              <w:t>II,</w:t>
-            </w:r>
-          </w:p>
-        </w:tc>
-        <w:tc>
-          <w:tcPr>
-            <w:tcW w:w="3035" w:type="dxa"/>
-          </w:tcPr>
-          <w:p>
-            <w:pPr>
-              <w:pStyle w:val="TableParagraph"/>
-              <w:tabs>
-                <w:tab w:val="left" w:leader="dot" w:pos="2794"/>
-              </w:tabs>
-              <w:ind w:left="94"/>
-              <w:rPr>
-                <w:sz w:val="20"/>
-                <w:szCs w:val="20"/>
-                <w:lang w:val="en-US"/>
-              </w:rPr>
-            </w:pPr>
-            <w:r>
-              <w:rPr>
-                <w:sz w:val="20"/>
-                <w:szCs w:val="20"/>
-              </w:rPr>
-              <w:t xml:space="preserve">Tanggal </w:t>
-            </w:r>
-            <w:r>
-              <w:rPr>
-                <w:sz w:val="20"/>
-                <w:szCs w:val="20"/>
-                <w:lang w:val="en-US"/>
-              </w:rPr>
-              <w:t>${angsuran_2};</w:t>
-            </w:r>
-          </w:p>
-        </w:tc>
-        <w:tc>
-          <w:tcPr>
-            <w:tcW w:w="3274" w:type="dxa"/>
-          </w:tcPr>
-          <w:p>
-            <w:pPr>
-              <w:pStyle w:val="TableParagraph"/>
-              <w:ind w:right="48"/>
-              <w:rPr>
-                <w:sz w:val="20"/>
-                <w:szCs w:val="20"/>
-                <w:lang w:val="en-US"/>
-              </w:rPr>
-            </w:pPr>
-            <w:r>
-              <w:rPr>
-                <w:spacing w:val="-8"/>
-                <w:sz w:val="20"/>
-                <w:szCs w:val="20"/>
-              </w:rPr>
-              <w:t xml:space="preserve"> </w:t>
-            </w:r>
-            <w:r>
-              <w:rPr>
-                <w:spacing w:val="-8"/>
-                <w:sz w:val="20"/>
-                <w:szCs w:val="20"/>
-                <w:lang w:val="en-US"/>
-              </w:rPr>
-              <w:t>${cicilan_2</w:t>
-            </w:r>
-            <w:proofErr w:type="gramStart"/>
-            <w:r>
-              <w:rPr>
-                <w:spacing w:val="-8"/>
-                <w:sz w:val="20"/>
-                <w:szCs w:val="20"/>
-                <w:lang w:val="en-US"/>
-              </w:rPr>
-              <w:t>}</w:t>
-            </w:r>
-            <w:r>
-              <w:rPr>
-                <w:spacing w:val="-4"/>
-                <w:sz w:val="20"/>
-                <w:szCs w:val="20"/>
-              </w:rPr>
-              <w:t>,-</w:t>
-            </w:r>
-            <w:proofErr w:type="gramEnd"/>
-          </w:p>
-        </w:tc>
-      </w:tr>
-      <w:tr>
-        <w:trPr>
-          <w:trHeight w:val="324"/>
-        </w:trPr>
-        <w:tc>
-          <w:tcPr>
-            <w:tcW w:w="405" w:type="dxa"/>
-          </w:tcPr>
-          <w:p>
-            <w:pPr>
-              <w:pStyle w:val="TableParagraph"/>
-              <w:numPr>
-                <w:ilvl w:val="0"/>
-                <w:numId w:val="3"/>
-              </w:numPr>
-              <w:spacing w:before="24"/>
-              <w:ind w:right="23"/>
-              <w:jc w:val="center"/>
-              <w:rPr>
-                <w:rFonts w:ascii="Symbol" w:hAnsi="Symbol"/>
-                <w:sz w:val="20"/>
-                <w:szCs w:val="20"/>
-              </w:rPr>
-            </w:pPr>
-          </w:p>
-        </w:tc>
-        <w:tc>
-          <w:tcPr>
-            <w:tcW w:w="1259" w:type="dxa"/>
-          </w:tcPr>
-          <w:p>
-            <w:pPr>
-              <w:pStyle w:val="TableParagraph"/>
-              <w:ind w:left="75"/>
-              <w:rPr>
-                <w:sz w:val="20"/>
-                <w:szCs w:val="20"/>
-              </w:rPr>
-            </w:pPr>
-            <w:r>
-              <w:rPr>
-                <w:spacing w:val="-4"/>
-                <w:sz w:val="20"/>
-                <w:szCs w:val="20"/>
-              </w:rPr>
-              <w:t>Angsuran</w:t>
-            </w:r>
-            <w:r>
-              <w:rPr>
-                <w:spacing w:val="-9"/>
-                <w:sz w:val="20"/>
-                <w:szCs w:val="20"/>
-              </w:rPr>
-              <w:t xml:space="preserve"> </w:t>
-            </w:r>
-            <w:r>
-              <w:rPr>
-                <w:spacing w:val="-3"/>
-                <w:sz w:val="20"/>
-                <w:szCs w:val="20"/>
-              </w:rPr>
-              <w:t>III,</w:t>
-            </w:r>
-          </w:p>
-        </w:tc>
-        <w:tc>
-          <w:tcPr>
-            <w:tcW w:w="3035" w:type="dxa"/>
-          </w:tcPr>
-          <w:p>
-            <w:pPr>
-              <w:pStyle w:val="TableParagraph"/>
-              <w:tabs>
-                <w:tab w:val="left" w:leader="dot" w:pos="2794"/>
-              </w:tabs>
-              <w:ind w:left="94"/>
-              <w:rPr>
-                <w:sz w:val="20"/>
-                <w:szCs w:val="20"/>
-                <w:lang w:val="en-US"/>
-              </w:rPr>
-            </w:pPr>
-            <w:r>
-              <w:rPr>
-                <w:sz w:val="20"/>
-                <w:szCs w:val="20"/>
-              </w:rPr>
-              <w:t xml:space="preserve">Tanggal </w:t>
-            </w:r>
-            <w:r>
-              <w:rPr>
-                <w:sz w:val="20"/>
-                <w:szCs w:val="20"/>
-                <w:lang w:val="en-US"/>
-              </w:rPr>
-              <w:t>${angsuran_3};</w:t>
-            </w:r>
-          </w:p>
-        </w:tc>
-        <w:tc>
-          <w:tcPr>
-            <w:tcW w:w="3274" w:type="dxa"/>
-          </w:tcPr>
-          <w:p>
-            <w:pPr>
-              <w:pStyle w:val="TableParagraph"/>
-              <w:ind w:right="48"/>
-              <w:rPr>
-                <w:sz w:val="20"/>
-                <w:szCs w:val="20"/>
-                <w:lang w:val="en-US"/>
-              </w:rPr>
-            </w:pPr>
-            <w:r>
-              <w:rPr>
-                <w:spacing w:val="-8"/>
-                <w:sz w:val="20"/>
-                <w:szCs w:val="20"/>
-              </w:rPr>
-              <w:t xml:space="preserve"> </w:t>
-            </w:r>
-            <w:r>
-              <w:rPr>
-                <w:spacing w:val="-4"/>
-                <w:sz w:val="20"/>
-                <w:szCs w:val="20"/>
-                <w:lang w:val="en-US"/>
-              </w:rPr>
-              <w:t>${cicilan_3</w:t>
-            </w:r>
-            <w:proofErr w:type="gramStart"/>
-            <w:r>
-              <w:rPr>
-                <w:spacing w:val="-4"/>
-                <w:sz w:val="20"/>
-                <w:szCs w:val="20"/>
-                <w:lang w:val="en-US"/>
-              </w:rPr>
-              <w:t>}</w:t>
-            </w:r>
-            <w:r>
-              <w:rPr>
-                <w:spacing w:val="-4"/>
-                <w:sz w:val="20"/>
-                <w:szCs w:val="20"/>
-              </w:rPr>
-              <w:t>,-</w:t>
-            </w:r>
-            <w:proofErr w:type="gramEnd"/>
-          </w:p>
-        </w:tc>
-      </w:tr>
-      <w:tr>
-        <w:trPr>
-          <w:trHeight w:val="321"/>
-        </w:trPr>
-        <w:tc>
-          <w:tcPr>
-            <w:tcW w:w="405" w:type="dxa"/>
-          </w:tcPr>
-          <w:p>
-            <w:pPr>
-              <w:pStyle w:val="TableParagraph"/>
-              <w:numPr>
-                <w:ilvl w:val="0"/>
-                <w:numId w:val="3"/>
-              </w:numPr>
-              <w:spacing w:before="24"/>
-              <w:ind w:right="23"/>
-              <w:jc w:val="center"/>
-              <w:rPr>
-                <w:rFonts w:ascii="Symbol" w:hAnsi="Symbol"/>
-                <w:sz w:val="20"/>
-                <w:szCs w:val="20"/>
-              </w:rPr>
-            </w:pPr>
-          </w:p>
-        </w:tc>
-        <w:tc>
-          <w:tcPr>
-            <w:tcW w:w="1259" w:type="dxa"/>
-          </w:tcPr>
-          <w:p>
-            <w:pPr>
-              <w:pStyle w:val="TableParagraph"/>
-              <w:spacing w:line="266" w:lineRule="exact"/>
-              <w:ind w:left="75"/>
-              <w:rPr>
-                <w:sz w:val="20"/>
-                <w:szCs w:val="20"/>
-              </w:rPr>
-            </w:pPr>
-            <w:r>
-              <w:rPr>
-                <w:spacing w:val="-4"/>
-                <w:sz w:val="20"/>
-                <w:szCs w:val="20"/>
-              </w:rPr>
-              <w:t>Angsuran</w:t>
-            </w:r>
-            <w:r>
-              <w:rPr>
-                <w:spacing w:val="-9"/>
-                <w:sz w:val="20"/>
-                <w:szCs w:val="20"/>
-              </w:rPr>
-              <w:t xml:space="preserve"> </w:t>
-            </w:r>
-            <w:r>
-              <w:rPr>
-                <w:spacing w:val="-3"/>
-                <w:sz w:val="20"/>
-                <w:szCs w:val="20"/>
-              </w:rPr>
-              <w:t>IV,</w:t>
-            </w:r>
-          </w:p>
-        </w:tc>
-        <w:tc>
-          <w:tcPr>
-            <w:tcW w:w="3035" w:type="dxa"/>
-          </w:tcPr>
-          <w:p>
-            <w:pPr>
-              <w:pStyle w:val="TableParagraph"/>
-              <w:tabs>
-                <w:tab w:val="left" w:leader="dot" w:pos="2794"/>
-              </w:tabs>
-              <w:spacing w:line="266" w:lineRule="exact"/>
-              <w:ind w:left="94"/>
-              <w:rPr>
-                <w:sz w:val="20"/>
-                <w:szCs w:val="20"/>
-                <w:lang w:val="en-US"/>
-              </w:rPr>
-            </w:pPr>
-            <w:r>
-              <w:rPr>
-                <w:sz w:val="20"/>
-                <w:szCs w:val="20"/>
-              </w:rPr>
-              <w:t xml:space="preserve">Tanggal </w:t>
-            </w:r>
-            <w:r>
-              <w:rPr>
-                <w:sz w:val="20"/>
-                <w:szCs w:val="20"/>
-                <w:lang w:val="en-US"/>
-              </w:rPr>
-              <w:t>${angsuran_4};</w:t>
-            </w:r>
-          </w:p>
-        </w:tc>
-        <w:tc>
-          <w:tcPr>
-            <w:tcW w:w="3274" w:type="dxa"/>
-          </w:tcPr>
-          <w:p>
-            <w:pPr>
-              <w:pStyle w:val="TableParagraph"/>
-              <w:spacing w:line="266" w:lineRule="exact"/>
-              <w:ind w:right="52"/>
-              <w:rPr>
-                <w:sz w:val="20"/>
-                <w:szCs w:val="20"/>
-                <w:lang w:val="en-US"/>
-              </w:rPr>
-            </w:pPr>
-            <w:r>
-              <w:rPr>
-                <w:spacing w:val="-9"/>
-                <w:sz w:val="20"/>
-                <w:szCs w:val="20"/>
-              </w:rPr>
-              <w:t xml:space="preserve"> </w:t>
-            </w:r>
-            <w:r>
-              <w:rPr>
-                <w:spacing w:val="-4"/>
-                <w:sz w:val="20"/>
-                <w:szCs w:val="20"/>
-                <w:lang w:val="en-US"/>
-              </w:rPr>
-              <w:t>${cicilan_4</w:t>
-            </w:r>
-            <w:proofErr w:type="gramStart"/>
-            <w:r>
-              <w:rPr>
-                <w:spacing w:val="-4"/>
-                <w:sz w:val="20"/>
-                <w:szCs w:val="20"/>
-                <w:lang w:val="en-US"/>
-              </w:rPr>
-              <w:t>}</w:t>
-            </w:r>
-            <w:r>
-              <w:rPr>
-                <w:spacing w:val="-4"/>
-                <w:sz w:val="20"/>
-                <w:szCs w:val="20"/>
-              </w:rPr>
-              <w:t>,-</w:t>
-            </w:r>
-            <w:proofErr w:type="gramEnd"/>
-          </w:p>
-        </w:tc>
-      </w:tr>
-      <w:tr>
-        <w:trPr>
-          <w:trHeight w:val="298"/>
-        </w:trPr>
-        <w:tc>
-          <w:tcPr>
-            <w:tcW w:w="405" w:type="dxa"/>
-          </w:tcPr>
-          <w:p>
-            <w:pPr>
-              <w:pStyle w:val="TableParagraph"/>
-              <w:numPr>
-                <w:ilvl w:val="0"/>
-                <w:numId w:val="3"/>
-              </w:numPr>
-              <w:spacing w:before="22" w:line="256" w:lineRule="exact"/>
-              <w:ind w:right="23"/>
-              <w:jc w:val="center"/>
-              <w:rPr>
-                <w:rFonts w:ascii="Symbol" w:hAnsi="Symbol"/>
-                <w:sz w:val="20"/>
-                <w:szCs w:val="20"/>
-              </w:rPr>
-            </w:pPr>
-          </w:p>
-        </w:tc>
-        <w:tc>
-          <w:tcPr>
-            <w:tcW w:w="1259" w:type="dxa"/>
-          </w:tcPr>
-          <w:p>
-            <w:pPr>
-              <w:pStyle w:val="TableParagraph"/>
-              <w:spacing w:before="33" w:line="244" w:lineRule="exact"/>
-              <w:ind w:left="75"/>
-              <w:rPr>
-                <w:sz w:val="20"/>
-                <w:szCs w:val="20"/>
-              </w:rPr>
-            </w:pPr>
-            <w:r>
-              <w:rPr>
-                <w:spacing w:val="-4"/>
-                <w:sz w:val="20"/>
-                <w:szCs w:val="20"/>
-              </w:rPr>
-              <w:t>Angsuran</w:t>
-            </w:r>
-            <w:r>
-              <w:rPr>
-                <w:spacing w:val="-9"/>
-                <w:sz w:val="20"/>
-                <w:szCs w:val="20"/>
-              </w:rPr>
-              <w:t xml:space="preserve"> </w:t>
-            </w:r>
-            <w:r>
-              <w:rPr>
-                <w:spacing w:val="-3"/>
-                <w:sz w:val="20"/>
-                <w:szCs w:val="20"/>
-              </w:rPr>
-              <w:t>V,</w:t>
-            </w:r>
-          </w:p>
-        </w:tc>
-        <w:tc>
-          <w:tcPr>
-            <w:tcW w:w="3035" w:type="dxa"/>
-          </w:tcPr>
-          <w:p>
-            <w:pPr>
-              <w:pStyle w:val="TableParagraph"/>
-              <w:tabs>
-                <w:tab w:val="left" w:leader="dot" w:pos="2795"/>
-              </w:tabs>
-              <w:spacing w:before="33" w:line="244" w:lineRule="exact"/>
-              <w:ind w:left="94"/>
-              <w:rPr>
-                <w:sz w:val="20"/>
-                <w:szCs w:val="20"/>
-                <w:lang w:val="en-US"/>
-              </w:rPr>
-            </w:pPr>
-            <w:r>
-              <w:rPr>
-                <w:sz w:val="20"/>
-                <w:szCs w:val="20"/>
-              </w:rPr>
-              <w:t xml:space="preserve">Tanggal </w:t>
-            </w:r>
-            <w:r>
-              <w:rPr>
-                <w:sz w:val="20"/>
-                <w:szCs w:val="20"/>
-                <w:lang w:val="en-US"/>
-              </w:rPr>
-              <w:t>${angsuran_5};</w:t>
-            </w:r>
-          </w:p>
-        </w:tc>
-        <w:tc>
-          <w:tcPr>
-            <w:tcW w:w="3274" w:type="dxa"/>
-          </w:tcPr>
-          <w:p>
-            <w:pPr>
-              <w:pStyle w:val="TableParagraph"/>
-              <w:spacing w:before="33" w:line="244" w:lineRule="exact"/>
-              <w:ind w:right="48"/>
-              <w:rPr>
-                <w:sz w:val="20"/>
-                <w:szCs w:val="20"/>
-                <w:lang w:val="en-US"/>
-              </w:rPr>
-            </w:pPr>
-            <w:r>
-              <w:rPr>
-                <w:spacing w:val="-8"/>
-                <w:sz w:val="20"/>
-                <w:szCs w:val="20"/>
-              </w:rPr>
-              <w:t xml:space="preserve"> </w:t>
-            </w:r>
-            <w:r>
-              <w:rPr>
-                <w:spacing w:val="-4"/>
-                <w:sz w:val="20"/>
-                <w:szCs w:val="20"/>
-                <w:lang w:val="en-US"/>
-              </w:rPr>
-              <w:t>${cicilan_5</w:t>
-            </w:r>
-            <w:proofErr w:type="gramStart"/>
-            <w:r>
-              <w:rPr>
-                <w:spacing w:val="-4"/>
-                <w:sz w:val="20"/>
-                <w:szCs w:val="20"/>
-                <w:lang w:val="en-US"/>
-              </w:rPr>
-              <w:t>}</w:t>
-            </w:r>
-            <w:r>
-              <w:rPr>
-                <w:spacing w:val="-4"/>
-                <w:sz w:val="20"/>
-                <w:szCs w:val="20"/>
-              </w:rPr>
-              <w:t>,-</w:t>
-            </w:r>
-            <w:proofErr w:type="gramEnd"/>
-          </w:p>
-        </w:tc>
-      </w:tr>
     </w:tbl>
     <w:p>
       <w:pPr>
@@ -5055,16 +4470,7 @@
           <w:sz w:val="20"/>
           <w:szCs w:val="20"/>
         </w:rPr>
-        <w:t xml:space="preserve">Bersedia menaati kebijakan, peraturan dan </w:t>
-      </w:r>
-      <w:r>
-        <w:rPr>
-          <w:color w:val="000000"/>
-          <w:spacing w:val="-3"/>
-          <w:sz w:val="20"/>
-          <w:szCs w:val="20"/>
-        </w:rPr>
-        <w:t>tata tertib yang berlaku di Yayasan Paratha Bhakti.</w:t>
+        <w:t>Bersedia menaati kebijakan, peraturan dan tata tertib yang berlaku di Yayasan Paratha Bhakti.</w:t>
       </w:r>
     </w:p>
     <w:p>
@@ -5139,14 +4545,7 @@
           <w:sz w:val="20"/>
           <w:szCs w:val="20"/>
         </w:rPr>
-        <w:t>keterangan yang kami berikan tidak benar, kami bersedia menerima konsekuensi sesuai denga</w:t>
-      </w:r>
-      <w:r>
-        <w:rPr>
-          <w:sz w:val="20"/>
-          <w:szCs w:val="20"/>
-        </w:rPr>
-        <w:t xml:space="preserve">n ketentuan </w:t>
+        <w:t xml:space="preserve">keterangan yang kami berikan tidak benar, kami bersedia menerima konsekuensi sesuai dengan ketentuan </w:t>
       </w:r>
       <w:r>
         <w:rPr>
